--- a/materials/assignments/unit-02-assignments.docx
+++ b/materials/assignments/unit-02-assignments.docx
@@ -4,15 +4,40 @@
   <w:body>
     <w:p>
       <w:pPr>
-        <w:pStyle w:val="Title"/>
+        <w:pStyle w:val="Heading1"/>
       </w:pPr>
       <w:r>
         <w:t>Computer Information — Unit 2 Assignments</w:t>
       </w:r>
     </w:p>
     <w:p>
+      <w:r/>
       <w:r>
-        <w:t>**Parul University** · BA-LLB · **Computer Information** · **Prof. Shivam Bhakta**</w:t>
+        <w:rPr>
+          <w:b/>
+        </w:rPr>
+        <w:t>Parul University</w:t>
+      </w:r>
+      <w:r>
+        <w:t xml:space="preserve"> · BA-LLB · </w:t>
+      </w:r>
+      <w:r>
+        <w:rPr>
+          <w:b/>
+        </w:rPr>
+        <w:t>Computer Information</w:t>
+      </w:r>
+      <w:r>
+        <w:t xml:space="preserve"> · </w:t>
+      </w:r>
+      <w:r>
+        <w:rPr>
+          <w:b/>
+        </w:rPr>
+        <w:t>Prof. Shivam Bhakta</w:t>
+      </w:r>
+      <w:r>
+        <w:t xml:space="preserve">  </w:t>
       </w:r>
     </w:p>
     <w:p>
@@ -21,8 +46,13 @@
       </w:r>
     </w:p>
     <w:p>
+      <w:r>
+        <w:t>---</w:t>
+      </w:r>
+    </w:p>
+    <w:p>
       <w:pPr>
-        <w:pStyle w:val="Heading1"/>
+        <w:pStyle w:val="Heading2"/>
       </w:pPr>
       <w:r>
         <w:t>Assignment 1 — Professional Notice Shell (Individual) — 10 marks</w:t>
@@ -30,60 +60,69 @@
     </w:p>
     <w:p>
       <w:r>
-        <w:t>Create a classroom dummy **Legal Notice** in MS Word (A4):</w:t>
+        <w:t xml:space="preserve">Create a classroom dummy </w:t>
+      </w:r>
+      <w:r>
+        <w:rPr>
+          <w:b/>
+        </w:rPr>
+        <w:t>Legal Notice</w:t>
+      </w:r>
+      <w:r>
+        <w:t xml:space="preserve"> in MS Word (A4):</w:t>
       </w:r>
     </w:p>
     <w:p>
       <w:pPr>
-        <w:pStyle w:val="ListNumber"/>
+        <w:pStyle w:val="ListBullet"/>
       </w:pPr>
       <w:r>
-        <w:t>Sender block, date, recipient block, bold subject</w:t>
+        <w:t xml:space="preserve">Sender block, date, recipient block, bold subject  </w:t>
       </w:r>
     </w:p>
     <w:p>
       <w:pPr>
-        <w:pStyle w:val="ListNumber"/>
+        <w:pStyle w:val="ListBullet"/>
       </w:pPr>
       <w:r>
-        <w:t>At least 6 numbered paragraphs (dummy facts)</w:t>
+        <w:t xml:space="preserve">At least 6 numbered paragraphs (dummy facts)  </w:t>
       </w:r>
     </w:p>
     <w:p>
       <w:pPr>
-        <w:pStyle w:val="ListNumber"/>
+        <w:pStyle w:val="ListBullet"/>
       </w:pPr>
       <w:r>
-        <w:t>Clear demand + timeline paragraph</w:t>
+        <w:t xml:space="preserve">Clear demand + timeline paragraph  </w:t>
       </w:r>
     </w:p>
     <w:p>
       <w:pPr>
-        <w:pStyle w:val="ListNumber"/>
+        <w:pStyle w:val="ListBullet"/>
       </w:pPr>
       <w:r>
-        <w:t>Header label: `CLASSROOM DRAFT — NOT FOR FILING`</w:t>
+        <w:t xml:space="preserve">Header label: CLASSROOM DRAFT — NOT FOR FILING  </w:t>
       </w:r>
     </w:p>
     <w:p>
       <w:pPr>
-        <w:pStyle w:val="ListNumber"/>
+        <w:pStyle w:val="ListBullet"/>
       </w:pPr>
       <w:r>
-        <w:t>Footer with page number and enrolment no.</w:t>
+        <w:t xml:space="preserve">Footer with page number and enrolment no.  </w:t>
       </w:r>
     </w:p>
     <w:p>
       <w:pPr>
-        <w:pStyle w:val="ListNumber"/>
+        <w:pStyle w:val="ListBullet"/>
       </w:pPr>
       <w:r>
-        <w:t>Save `.docx` + export `.pdf`</w:t>
+        <w:t xml:space="preserve">Save .docx + export .pdf  </w:t>
       </w:r>
     </w:p>
     <w:p>
       <w:pPr>
-        <w:pStyle w:val="ListNumber"/>
+        <w:pStyle w:val="ListBullet"/>
       </w:pPr>
       <w:r>
         <w:t>Professional file names for both</w:t>
@@ -95,8 +134,13 @@
       </w:r>
     </w:p>
     <w:p>
+      <w:r>
+        <w:t>---</w:t>
+      </w:r>
+    </w:p>
+    <w:p>
       <w:pPr>
-        <w:pStyle w:val="Heading1"/>
+        <w:pStyle w:val="Heading2"/>
       </w:pPr>
       <w:r>
         <w:t>Assignment 2 — Track Changes Collaboration (Pair) — 10 marks</w:t>
@@ -104,39 +148,53 @@
     </w:p>
     <w:p>
       <w:pPr>
-        <w:pStyle w:val="ListNumber"/>
+        <w:pStyle w:val="ListBullet"/>
       </w:pPr>
       <w:r>
-        <w:t>Partner A drafts a 1-page dummy affidavit body (numbered paragraphs).</w:t>
+        <w:t xml:space="preserve">Partner A drafts a 1-page dummy affidavit body (numbered paragraphs).  </w:t>
       </w:r>
     </w:p>
     <w:p>
       <w:pPr>
-        <w:pStyle w:val="ListNumber"/>
+        <w:pStyle w:val="ListBullet"/>
       </w:pPr>
       <w:r>
-        <w:t>Partner B edits with **Track Changes ON** and adds at least 3 comments.</w:t>
+        <w:t xml:space="preserve">Partner B edits with </w:t>
+      </w:r>
+      <w:r>
+        <w:rPr>
+          <w:b/>
+        </w:rPr>
+        <w:t>Track Changes ON</w:t>
+      </w:r>
+      <w:r>
+        <w:t xml:space="preserve"> and adds at least 3 comments.  </w:t>
       </w:r>
     </w:p>
     <w:p>
       <w:pPr>
-        <w:pStyle w:val="ListNumber"/>
+        <w:pStyle w:val="ListBullet"/>
       </w:pPr>
       <w:r>
-        <w:t>Partner A responds: accept/reject with rationale (short log table).</w:t>
+        <w:t xml:space="preserve">Partner A responds: accept/reject with rationale (short log table).  </w:t>
       </w:r>
     </w:p>
     <w:p>
       <w:pPr>
-        <w:pStyle w:val="ListNumber"/>
+        <w:pStyle w:val="ListBullet"/>
       </w:pPr>
       <w:r>
         <w:t>Submit: marked DOCX + clean DOCX + PDF + edit-log table.</w:t>
       </w:r>
     </w:p>
     <w:p>
+      <w:r>
+        <w:t>---</w:t>
+      </w:r>
+    </w:p>
+    <w:p>
       <w:pPr>
-        <w:pStyle w:val="Heading1"/>
+        <w:pStyle w:val="Heading2"/>
       </w:pPr>
       <w:r>
         <w:t>Assignment 3 — Tables + Chronology (Individual) — 10 marks</w:t>
@@ -149,47 +207,52 @@
     </w:p>
     <w:p>
       <w:pPr>
-        <w:pStyle w:val="ListNumber"/>
+        <w:pStyle w:val="ListBullet"/>
       </w:pPr>
       <w:r>
-        <w:t>Cause-title style heading (dummy)</w:t>
+        <w:t xml:space="preserve">Cause-title style heading (dummy)  </w:t>
       </w:r>
     </w:p>
     <w:p>
       <w:pPr>
-        <w:pStyle w:val="ListNumber"/>
+        <w:pStyle w:val="ListBullet"/>
       </w:pPr>
       <w:r>
-        <w:t>“List of Dates” table (min 6 rows)</w:t>
+        <w:t xml:space="preserve">“List of Dates” table (min 6 rows)  </w:t>
       </w:r>
     </w:p>
     <w:p>
       <w:pPr>
-        <w:pStyle w:val="ListNumber"/>
+        <w:pStyle w:val="ListBullet"/>
       </w:pPr>
       <w:r>
-        <w:t>Annexure Index table (min 4 annexures)</w:t>
+        <w:t xml:space="preserve">Annexure Index table (min 4 annexures)  </w:t>
       </w:r>
     </w:p>
     <w:p>
       <w:pPr>
-        <w:pStyle w:val="ListNumber"/>
+        <w:pStyle w:val="ListBullet"/>
       </w:pPr>
       <w:r>
-        <w:t>Consistent fonts and page number</w:t>
+        <w:t xml:space="preserve">Consistent fonts and page number  </w:t>
       </w:r>
     </w:p>
     <w:p>
       <w:pPr>
-        <w:pStyle w:val="ListNumber"/>
+        <w:pStyle w:val="ListBullet"/>
       </w:pPr>
       <w:r>
         <w:t>One-page reflection: why tables improve legal clarity</w:t>
       </w:r>
     </w:p>
     <w:p>
+      <w:r>
+        <w:t>---</w:t>
+      </w:r>
+    </w:p>
+    <w:p>
       <w:pPr>
-        <w:pStyle w:val="Heading1"/>
+        <w:pStyle w:val="Heading2"/>
       </w:pPr>
       <w:r>
         <w:t>Assignment 4 — Mail Merge Mini Lab (Individual/Pair) — 15 marks</w:t>
@@ -197,47 +260,52 @@
     </w:p>
     <w:p>
       <w:pPr>
-        <w:pStyle w:val="ListNumber"/>
+        <w:pStyle w:val="ListBullet"/>
       </w:pPr>
       <w:r>
-        <w:t>Create Excel data source with 5 recipients (Name, Address, Amount, DueDate).</w:t>
+        <w:t xml:space="preserve">Create Excel data source with 5 recipients (Name, Address, Amount, DueDate).  </w:t>
       </w:r>
     </w:p>
     <w:p>
       <w:pPr>
-        <w:pStyle w:val="ListNumber"/>
+        <w:pStyle w:val="ListBullet"/>
       </w:pPr>
       <w:r>
-        <w:t>Create Word demand-reminder template with merge fields.</w:t>
+        <w:t xml:space="preserve">Create Word demand-reminder template with merge fields.  </w:t>
       </w:r>
     </w:p>
     <w:p>
       <w:pPr>
-        <w:pStyle w:val="ListNumber"/>
+        <w:pStyle w:val="ListBullet"/>
       </w:pPr>
       <w:r>
-        <w:t>Preview and merge to individual letters (or combined document).</w:t>
+        <w:t xml:space="preserve">Preview and merge to individual letters (or combined document).  </w:t>
       </w:r>
     </w:p>
     <w:p>
       <w:pPr>
-        <w:pStyle w:val="ListNumber"/>
+        <w:pStyle w:val="ListBullet"/>
       </w:pPr>
       <w:r>
-        <w:t>Write a risk note (150–200 words): wrong-amount risk, confidentiality, senior checking protocol.</w:t>
+        <w:t xml:space="preserve">Write a risk note (150–200 words): wrong-amount risk, confidentiality, senior checking protocol.  </w:t>
       </w:r>
     </w:p>
     <w:p>
       <w:pPr>
-        <w:pStyle w:val="ListNumber"/>
+        <w:pStyle w:val="ListBullet"/>
       </w:pPr>
       <w:r>
         <w:t>Submit: Excel + Word template + merged output sample + risk note.</w:t>
       </w:r>
     </w:p>
     <w:p>
+      <w:r>
+        <w:t>---</w:t>
+      </w:r>
+    </w:p>
+    <w:p>
       <w:pPr>
-        <w:pStyle w:val="Heading1"/>
+        <w:pStyle w:val="Heading2"/>
       </w:pPr>
       <w:r>
         <w:t>Assignment 5 — Agreement Starter with Styles/TOC (Optional CIA) — 10 marks</w:t>
@@ -249,8 +317,13 @@
       </w:r>
     </w:p>
     <w:p>
+      <w:r>
+        <w:t>---</w:t>
+      </w:r>
+    </w:p>
+    <w:p>
       <w:pPr>
-        <w:pStyle w:val="Heading1"/>
+        <w:pStyle w:val="Heading2"/>
       </w:pPr>
       <w:r>
         <w:t>Submission Checklist</w:t>
@@ -261,7 +334,7 @@
         <w:pStyle w:val="ListBullet"/>
       </w:pPr>
       <w:r>
-        <w:t>[ ] Name / enrolment / semester on first page or cover note</w:t>
+        <w:t xml:space="preserve">[ ] Name / enrolment / semester on first page or cover note  </w:t>
       </w:r>
     </w:p>
     <w:p>
@@ -269,7 +342,7 @@
         <w:pStyle w:val="ListBullet"/>
       </w:pPr>
       <w:r>
-        <w:t>[ ] Unit 2 + assignment number in file names</w:t>
+        <w:t xml:space="preserve">[ ] Unit 2 + assignment number in file names  </w:t>
       </w:r>
     </w:p>
     <w:p>
@@ -277,7 +350,7 @@
         <w:pStyle w:val="ListBullet"/>
       </w:pPr>
       <w:r>
-        <w:t>[ ] Dummy facts only (no real confidential client data)</w:t>
+        <w:t xml:space="preserve">[ ] Dummy facts only (no real confidential client data)  </w:t>
       </w:r>
     </w:p>
     <w:p>
@@ -285,7 +358,7 @@
         <w:pStyle w:val="ListBullet"/>
       </w:pPr>
       <w:r>
-        <w:t>[ ] DOCX + PDF where required</w:t>
+        <w:t xml:space="preserve">[ ] DOCX + PDF where required  </w:t>
       </w:r>
     </w:p>
     <w:p>
@@ -298,7 +371,12 @@
     </w:p>
     <w:p>
       <w:r>
-        <w:t>*Prof. Shivam Bhakta · Parul University · Computer Information*</w:t>
+        <w:t>---</w:t>
+      </w:r>
+    </w:p>
+    <w:p>
+      <w:r>
+        <w:t>Prof. Shivam Bhakta · Parul University · Computer Information</w:t>
       </w:r>
     </w:p>
     <w:sectPr>
@@ -674,6 +752,10 @@
     <w:name w:val="Normal"/>
     <w:qFormat/>
     <w:rsid w:val="00FC693F"/>
+    <w:rPr>
+      <w:rFonts w:ascii="Calibri" w:hAnsi="Calibri"/>
+      <w:sz w:val="22"/>
+    </w:rPr>
   </w:style>
   <w:style w:type="paragraph" w:styleId="Header">
     <w:name w:val="header"/>

--- a/materials/assignments/unit-02-assignments.docx
+++ b/materials/assignments/unit-02-assignments.docx
@@ -7,7 +7,7 @@
         <w:pStyle w:val="Heading1"/>
       </w:pPr>
       <w:r>
-        <w:t>Computer Information — Unit 2 Assignments</w:t>
+        <w:t>Unit 2 — Assignments: MS Word for Legal Documentation</w:t>
       </w:r>
     </w:p>
     <w:p>
@@ -16,38 +16,24 @@
         <w:rPr>
           <w:b/>
         </w:rPr>
-        <w:t>Parul University</w:t>
+        <w:t>Course:</w:t>
       </w:r>
       <w:r>
-        <w:t xml:space="preserve"> · BA-LLB · </w:t>
+        <w:t xml:space="preserve"> Computer Information | </w:t>
       </w:r>
       <w:r>
         <w:rPr>
           <w:b/>
         </w:rPr>
-        <w:t>Computer Information</w:t>
+        <w:t>Hours:</w:t>
       </w:r>
       <w:r>
-        <w:t xml:space="preserve"> · </w:t>
-      </w:r>
-      <w:r>
-        <w:rPr>
-          <w:b/>
-        </w:rPr>
-        <w:t>Prof. Shivam Bhakta</w:t>
-      </w:r>
-      <w:r>
-        <w:t xml:space="preserve">  </w:t>
+        <w:t xml:space="preserve"> 6</w:t>
       </w:r>
     </w:p>
     <w:p>
       <w:r>
-        <w:t>Aligned to Unit-2: MS Word for Legal Documentation</w:t>
-      </w:r>
-    </w:p>
-    <w:p>
-      <w:r>
-        <w:t>---</w:t>
+        <w:t>This unit assignment is taken from the full-course pack and scoped to Unit 2.</w:t>
       </w:r>
     </w:p>
     <w:p>
@@ -55,13 +41,79 @@
         <w:pStyle w:val="Heading2"/>
       </w:pPr>
       <w:r>
-        <w:t>Assignment 1 — Professional Notice Shell (Individual) — 10 marks</w:t>
+        <w:t>Assignment A1 — Legal Documentation Portfolio (MS Word)</w:t>
       </w:r>
     </w:p>
     <w:p>
+      <w:r/>
       <w:r>
-        <w:t xml:space="preserve">Create a classroom dummy </w:t>
+        <w:rPr>
+          <w:b/>
+        </w:rPr>
+        <w:t>Title:</w:t>
       </w:r>
+      <w:r>
+        <w:t xml:space="preserve"> Drafting and Formatting Legal Documents with Professional Review Workflow  </w:t>
+      </w:r>
+    </w:p>
+    <w:p>
+      <w:r/>
+      <w:r>
+        <w:rPr>
+          <w:b/>
+        </w:rPr>
+        <w:t>Unit alignment:</w:t>
+      </w:r>
+      <w:r>
+        <w:t xml:space="preserve"> T2 | </w:t>
+      </w:r>
+      <w:r>
+        <w:rPr>
+          <w:b/>
+        </w:rPr>
+        <w:t>Objectives:</w:t>
+      </w:r>
+      <w:r>
+        <w:t xml:space="preserve"> Obj 3, 4, 9  </w:t>
+      </w:r>
+    </w:p>
+    <w:p>
+      <w:r/>
+      <w:r>
+        <w:rPr>
+          <w:b/>
+        </w:rPr>
+        <w:t>Estimated effort:</w:t>
+      </w:r>
+      <w:r>
+        <w:t xml:space="preserve"> 4–6 hours  </w:t>
+      </w:r>
+    </w:p>
+    <w:p>
+      <w:r/>
+      <w:r>
+        <w:rPr>
+          <w:b/>
+        </w:rPr>
+        <w:t>Deliverables:</w:t>
+      </w:r>
+      <w:r>
+        <w:t xml:space="preserve"> One .docx portfolio containing three documents (separate sections or files in a zip if preferred by instructor)</w:t>
+      </w:r>
+    </w:p>
+    <w:p>
+      <w:pPr>
+        <w:pStyle w:val="Heading3"/>
+      </w:pPr>
+      <w:r>
+        <w:t>Task</w:t>
+      </w:r>
+    </w:p>
+    <w:p>
+      <w:pPr>
+        <w:pStyle w:val="ListBullet"/>
+      </w:pPr>
+      <w:r/>
       <w:r>
         <w:rPr>
           <w:b/>
@@ -69,7 +121,45 @@
         <w:t>Legal Notice</w:t>
       </w:r>
       <w:r>
-        <w:t xml:space="preserve"> in MS Word (A4):</w:t>
+        <w:t xml:space="preserve"> (1–2 pages): Draft a notice on a hypothetical property or consumer dispute. Use proper heading, numbered paragraphs, demand clause, and advocate signature block.</w:t>
+      </w:r>
+    </w:p>
+    <w:p>
+      <w:pPr>
+        <w:pStyle w:val="ListBullet"/>
+      </w:pPr>
+      <w:r/>
+      <w:r>
+        <w:rPr>
+          <w:b/>
+        </w:rPr>
+        <w:t>Affidavit</w:t>
+      </w:r>
+      <w:r>
+        <w:t xml:space="preserve"> (1 page): Draft an affidavit in support of the notice, including verification and attestation placeholders.</w:t>
+      </w:r>
+    </w:p>
+    <w:p>
+      <w:pPr>
+        <w:pStyle w:val="ListBullet"/>
+      </w:pPr>
+      <w:r/>
+      <w:r>
+        <w:rPr>
+          <w:b/>
+        </w:rPr>
+        <w:t>Simple Agreement</w:t>
+      </w:r>
+      <w:r>
+        <w:t xml:space="preserve"> (2–3 pages): Prepare a short service/consultancy agreement between a client and an advocate with definitions, scope, fees, confidentiality, and termination clauses.</w:t>
+      </w:r>
+    </w:p>
+    <w:p>
+      <w:pPr>
+        <w:pStyle w:val="Heading3"/>
+      </w:pPr>
+      <w:r>
+        <w:t>Technical requirements (Word)</w:t>
       </w:r>
     </w:p>
     <w:p>
@@ -77,7 +167,31 @@
         <w:pStyle w:val="ListBullet"/>
       </w:pPr>
       <w:r>
-        <w:t xml:space="preserve">Sender block, date, recipient block, bold subject  </w:t>
+        <w:t xml:space="preserve">Apply </w:t>
+      </w:r>
+      <w:r>
+        <w:rPr>
+          <w:b/>
+        </w:rPr>
+        <w:t>styles</w:t>
+      </w:r>
+      <w:r>
+        <w:t xml:space="preserve"> (Heading 1, Heading 2, Normal) — no manual font spamming.</w:t>
+      </w:r>
+    </w:p>
+    <w:p>
+      <w:pPr>
+        <w:pStyle w:val="ListBullet"/>
+      </w:pPr>
+      <w:r/>
+      <w:r>
+        <w:rPr>
+          <w:b/>
+        </w:rPr>
+        <w:t>Headers/footers</w:t>
+      </w:r>
+      <w:r>
+        <w:t xml:space="preserve"> with document title and page numbers.</w:t>
       </w:r>
     </w:p>
     <w:p>
@@ -85,7 +199,31 @@
         <w:pStyle w:val="ListBullet"/>
       </w:pPr>
       <w:r>
-        <w:t xml:space="preserve">At least 6 numbered paragraphs (dummy facts)  </w:t>
+        <w:t xml:space="preserve">At least one </w:t>
+      </w:r>
+      <w:r>
+        <w:rPr>
+          <w:b/>
+        </w:rPr>
+        <w:t>table</w:t>
+      </w:r>
+      <w:r>
+        <w:t xml:space="preserve"> (e.g., fee schedule or timeline).</w:t>
+      </w:r>
+    </w:p>
+    <w:p>
+      <w:pPr>
+        <w:pStyle w:val="ListBullet"/>
+      </w:pPr>
+      <w:r/>
+      <w:r>
+        <w:rPr>
+          <w:b/>
+        </w:rPr>
+        <w:t>References/citations</w:t>
+      </w:r>
+      <w:r>
+        <w:t xml:space="preserve"> section with at least two sources in a consistent format (e.g., footnotes or bibliography).</w:t>
       </w:r>
     </w:p>
     <w:p>
@@ -93,290 +231,68 @@
         <w:pStyle w:val="ListBullet"/>
       </w:pPr>
       <w:r>
-        <w:t xml:space="preserve">Clear demand + timeline paragraph  </w:t>
+        <w:t xml:space="preserve">On the agreement only: enable </w:t>
+      </w:r>
+      <w:r>
+        <w:rPr>
+          <w:b/>
+        </w:rPr>
+        <w:t>Track Changes</w:t>
+      </w:r>
+      <w:r>
+        <w:t xml:space="preserve"> and make at least five substantive edits; add two </w:t>
+      </w:r>
+      <w:r>
+        <w:rPr>
+          <w:b/>
+        </w:rPr>
+        <w:t>comments</w:t>
+      </w:r>
+      <w:r>
+        <w:t xml:space="preserve"> explaining revisions (simulate senior review).</w:t>
       </w:r>
     </w:p>
     <w:p>
       <w:pPr>
-        <w:pStyle w:val="ListBullet"/>
+        <w:pStyle w:val="Heading3"/>
       </w:pPr>
       <w:r>
-        <w:t xml:space="preserve">Header label: CLASSROOM DRAFT — NOT FOR FILING  </w:t>
-      </w:r>
-    </w:p>
-    <w:p>
-      <w:pPr>
-        <w:pStyle w:val="ListBullet"/>
-      </w:pPr>
-      <w:r>
-        <w:t xml:space="preserve">Footer with page number and enrolment no.  </w:t>
-      </w:r>
-    </w:p>
-    <w:p>
-      <w:pPr>
-        <w:pStyle w:val="ListBullet"/>
-      </w:pPr>
-      <w:r>
-        <w:t xml:space="preserve">Save .docx + export .pdf  </w:t>
-      </w:r>
-    </w:p>
-    <w:p>
-      <w:pPr>
-        <w:pStyle w:val="ListBullet"/>
-      </w:pPr>
-      <w:r>
-        <w:t>Professional file names for both</w:t>
+        <w:t>Rubric (25 marks)</w:t>
       </w:r>
     </w:p>
     <w:p>
       <w:r>
-        <w:t>Submit both files + 1/2-page note listing Word features used.</w:t>
+        <w:t>Criterion | Excellent (5) | Good (3–4) | Needs improvement (1–2) | Marks</w:t>
+      </w:r>
+    </w:p>
+    <w:p>
+      <w:r>
+        <w:t>Legal structure &amp; clarity (Obj 4) | All three doc types correctly structured; legally coherent facts | Minor structural gaps | Missing sections or incoherent | /5</w:t>
+      </w:r>
+    </w:p>
+    <w:p>
+      <w:r>
+        <w:t>Formatting &amp; layout (Obj 3) | Consistent styles, margins, headers/footers, professional appearance | Minor inconsistencies | Mostly manual formatting | /5</w:t>
+      </w:r>
+    </w:p>
+    <w:p>
+      <w:r>
+        <w:t>Tables &amp; references (Obj 3) | Table and citations correctly formatted and relevant | Present but weak formatting | Missing or incorrect | /5</w:t>
+      </w:r>
+    </w:p>
+    <w:p>
+      <w:r>
+        <w:t>Track changes &amp; comments (Obj 3) | Clear revision history; comments show professional judgment | Present but superficial | Missing or improper use | /5</w:t>
+      </w:r>
+    </w:p>
+    <w:p>
+      <w:r>
+        <w:t>File hygiene &amp; submission (Obj 9) | Correct naming, complete portfolio, no corruption | Minor submission issues | Incomplete | /5</w:t>
       </w:r>
     </w:p>
     <w:p>
       <w:r>
         <w:t>---</w:t>
-      </w:r>
-    </w:p>
-    <w:p>
-      <w:pPr>
-        <w:pStyle w:val="Heading2"/>
-      </w:pPr>
-      <w:r>
-        <w:t>Assignment 2 — Track Changes Collaboration (Pair) — 10 marks</w:t>
-      </w:r>
-    </w:p>
-    <w:p>
-      <w:pPr>
-        <w:pStyle w:val="ListBullet"/>
-      </w:pPr>
-      <w:r>
-        <w:t xml:space="preserve">Partner A drafts a 1-page dummy affidavit body (numbered paragraphs).  </w:t>
-      </w:r>
-    </w:p>
-    <w:p>
-      <w:pPr>
-        <w:pStyle w:val="ListBullet"/>
-      </w:pPr>
-      <w:r>
-        <w:t xml:space="preserve">Partner B edits with </w:t>
-      </w:r>
-      <w:r>
-        <w:rPr>
-          <w:b/>
-        </w:rPr>
-        <w:t>Track Changes ON</w:t>
-      </w:r>
-      <w:r>
-        <w:t xml:space="preserve"> and adds at least 3 comments.  </w:t>
-      </w:r>
-    </w:p>
-    <w:p>
-      <w:pPr>
-        <w:pStyle w:val="ListBullet"/>
-      </w:pPr>
-      <w:r>
-        <w:t xml:space="preserve">Partner A responds: accept/reject with rationale (short log table).  </w:t>
-      </w:r>
-    </w:p>
-    <w:p>
-      <w:pPr>
-        <w:pStyle w:val="ListBullet"/>
-      </w:pPr>
-      <w:r>
-        <w:t>Submit: marked DOCX + clean DOCX + PDF + edit-log table.</w:t>
-      </w:r>
-    </w:p>
-    <w:p>
-      <w:r>
-        <w:t>---</w:t>
-      </w:r>
-    </w:p>
-    <w:p>
-      <w:pPr>
-        <w:pStyle w:val="Heading2"/>
-      </w:pPr>
-      <w:r>
-        <w:t>Assignment 3 — Tables + Chronology (Individual) — 10 marks</w:t>
-      </w:r>
-    </w:p>
-    <w:p>
-      <w:r>
-        <w:t>Prepare a petition working note containing:</w:t>
-      </w:r>
-    </w:p>
-    <w:p>
-      <w:pPr>
-        <w:pStyle w:val="ListBullet"/>
-      </w:pPr>
-      <w:r>
-        <w:t xml:space="preserve">Cause-title style heading (dummy)  </w:t>
-      </w:r>
-    </w:p>
-    <w:p>
-      <w:pPr>
-        <w:pStyle w:val="ListBullet"/>
-      </w:pPr>
-      <w:r>
-        <w:t xml:space="preserve">“List of Dates” table (min 6 rows)  </w:t>
-      </w:r>
-    </w:p>
-    <w:p>
-      <w:pPr>
-        <w:pStyle w:val="ListBullet"/>
-      </w:pPr>
-      <w:r>
-        <w:t xml:space="preserve">Annexure Index table (min 4 annexures)  </w:t>
-      </w:r>
-    </w:p>
-    <w:p>
-      <w:pPr>
-        <w:pStyle w:val="ListBullet"/>
-      </w:pPr>
-      <w:r>
-        <w:t xml:space="preserve">Consistent fonts and page number  </w:t>
-      </w:r>
-    </w:p>
-    <w:p>
-      <w:pPr>
-        <w:pStyle w:val="ListBullet"/>
-      </w:pPr>
-      <w:r>
-        <w:t>One-page reflection: why tables improve legal clarity</w:t>
-      </w:r>
-    </w:p>
-    <w:p>
-      <w:r>
-        <w:t>---</w:t>
-      </w:r>
-    </w:p>
-    <w:p>
-      <w:pPr>
-        <w:pStyle w:val="Heading2"/>
-      </w:pPr>
-      <w:r>
-        <w:t>Assignment 4 — Mail Merge Mini Lab (Individual/Pair) — 15 marks</w:t>
-      </w:r>
-    </w:p>
-    <w:p>
-      <w:pPr>
-        <w:pStyle w:val="ListBullet"/>
-      </w:pPr>
-      <w:r>
-        <w:t xml:space="preserve">Create Excel data source with 5 recipients (Name, Address, Amount, DueDate).  </w:t>
-      </w:r>
-    </w:p>
-    <w:p>
-      <w:pPr>
-        <w:pStyle w:val="ListBullet"/>
-      </w:pPr>
-      <w:r>
-        <w:t xml:space="preserve">Create Word demand-reminder template with merge fields.  </w:t>
-      </w:r>
-    </w:p>
-    <w:p>
-      <w:pPr>
-        <w:pStyle w:val="ListBullet"/>
-      </w:pPr>
-      <w:r>
-        <w:t xml:space="preserve">Preview and merge to individual letters (or combined document).  </w:t>
-      </w:r>
-    </w:p>
-    <w:p>
-      <w:pPr>
-        <w:pStyle w:val="ListBullet"/>
-      </w:pPr>
-      <w:r>
-        <w:t xml:space="preserve">Write a risk note (150–200 words): wrong-amount risk, confidentiality, senior checking protocol.  </w:t>
-      </w:r>
-    </w:p>
-    <w:p>
-      <w:pPr>
-        <w:pStyle w:val="ListBullet"/>
-      </w:pPr>
-      <w:r>
-        <w:t>Submit: Excel + Word template + merged output sample + risk note.</w:t>
-      </w:r>
-    </w:p>
-    <w:p>
-      <w:r>
-        <w:t>---</w:t>
-      </w:r>
-    </w:p>
-    <w:p>
-      <w:pPr>
-        <w:pStyle w:val="Heading2"/>
-      </w:pPr>
-      <w:r>
-        <w:t>Assignment 5 — Agreement Starter with Styles/TOC (Optional CIA) — 10 marks</w:t>
-      </w:r>
-    </w:p>
-    <w:p>
-      <w:r>
-        <w:t>Create a 3–4 page dummy agreement using Heading styles, at least one schedule table, signature blocks, and an automatic Table of Contents. Export PDF.</w:t>
-      </w:r>
-    </w:p>
-    <w:p>
-      <w:r>
-        <w:t>---</w:t>
-      </w:r>
-    </w:p>
-    <w:p>
-      <w:pPr>
-        <w:pStyle w:val="Heading2"/>
-      </w:pPr>
-      <w:r>
-        <w:t>Submission Checklist</w:t>
-      </w:r>
-    </w:p>
-    <w:p>
-      <w:pPr>
-        <w:pStyle w:val="ListBullet"/>
-      </w:pPr>
-      <w:r>
-        <w:t xml:space="preserve">[ ] Name / enrolment / semester on first page or cover note  </w:t>
-      </w:r>
-    </w:p>
-    <w:p>
-      <w:pPr>
-        <w:pStyle w:val="ListBullet"/>
-      </w:pPr>
-      <w:r>
-        <w:t xml:space="preserve">[ ] Unit 2 + assignment number in file names  </w:t>
-      </w:r>
-    </w:p>
-    <w:p>
-      <w:pPr>
-        <w:pStyle w:val="ListBullet"/>
-      </w:pPr>
-      <w:r>
-        <w:t xml:space="preserve">[ ] Dummy facts only (no real confidential client data)  </w:t>
-      </w:r>
-    </w:p>
-    <w:p>
-      <w:pPr>
-        <w:pStyle w:val="ListBullet"/>
-      </w:pPr>
-      <w:r>
-        <w:t xml:space="preserve">[ ] DOCX + PDF where required  </w:t>
-      </w:r>
-    </w:p>
-    <w:p>
-      <w:pPr>
-        <w:pStyle w:val="ListBullet"/>
-      </w:pPr>
-      <w:r>
-        <w:t>[ ] Feature list / reflection included</w:t>
-      </w:r>
-    </w:p>
-    <w:p>
-      <w:r>
-        <w:t>---</w:t>
-      </w:r>
-    </w:p>
-    <w:p>
-      <w:r>
-        <w:t>Prof. Shivam Bhakta · Parul University · Computer Information</w:t>
       </w:r>
     </w:p>
     <w:sectPr>
